--- a/Cross_Examination_Teaching_Demo_Drosophila.docx
+++ b/Cross_Examination_Teaching_Demo_Drosophila.docx
@@ -59,7 +59,7 @@
           <w:sz w:val="22"/>
           <w:szCs w:val="22"/>
         </w:rPr>
-        <w:t xml:space="preserve">You want to identify the genetic loci underlying variation in aggression in </w:t>
+        <w:t xml:space="preserve">You want to identify the loci underlying variation in aggression in </w:t>
       </w:r>
       <w:r>
         <w:rPr>
@@ -77,21 +77,95 @@
           <w:sz w:val="22"/>
           <w:szCs w:val="22"/>
         </w:rPr>
-        <w:t>. Two resources are available. The DSPR is an 8-founder fully intercrossed population with 50 generations of recombination and can be used as a composite cross for bulk segregant analysis. Two inbred lines that differ substantially in aggression are also available for a biparental QTL cross.</w:t>
-      </w:r>
-    </w:p>
-    <w:p>
-      <w:pPr>
-        <w:spacing w:after="120" w:line="276" w:lineRule="auto"/>
-      </w:pPr>
-      <w:r>
-        <w:rPr>
-          <w:rFonts w:ascii="Arial" w:eastAsia="Arial" w:hAnsi="Arial" w:cs="Arial"/>
-          <w:sz w:val="22"/>
-          <w:szCs w:val="22"/>
-        </w:rPr>
-        <w:t>Scoring aggression requires manually annotating 5-minute videos. A single trained observer can score ~200 individuals per day. You have 30 days available for the experiment. With the DSPR, all 30 days can be spent scoring, giving a total of 6,000 individuals. Across 4 replicates, the top 500 individuals are selected as cases, and 500 randomly selected non-extreme individuals serve as controls per replicate, for a total of 4,000 individuals. The remaining 2,000 are scored but not pooled to determine the top individuals. Generating F₂ individuals for a biparental cross requires weeks of cross setup, leaving only 2 to 3 days for scoring, enough for 500 F₂ individuals within the same window.</w:t>
-      </w:r>
+        <w:t xml:space="preserve">. Two resources are available. The DSPR is an 8-founder fully intercrossed population with 50 generations of recombination and can be used as a composite cross for bulk segregant analysis. Two </w:t>
+      </w:r>
+      <w:r>
+        <w:rPr>
+          <w:rFonts w:ascii="Arial" w:eastAsia="Arial" w:hAnsi="Arial" w:cs="Arial"/>
+          <w:sz w:val="22"/>
+          <w:szCs w:val="22"/>
+        </w:rPr>
+        <w:t xml:space="preserve">wild-derived </w:t>
+      </w:r>
+      <w:r>
+        <w:rPr>
+          <w:rFonts w:ascii="Arial" w:eastAsia="Arial" w:hAnsi="Arial" w:cs="Arial"/>
+          <w:sz w:val="22"/>
+          <w:szCs w:val="22"/>
+        </w:rPr>
+        <w:t>inbred lines that differ substantially in aggression are also available for a biparental QTL cross.</w:t>
+      </w:r>
+      <w:r>
+        <w:rPr>
+          <w:rFonts w:ascii="Arial" w:eastAsia="Arial" w:hAnsi="Arial" w:cs="Arial"/>
+          <w:sz w:val="22"/>
+          <w:szCs w:val="22"/>
+        </w:rPr>
+        <w:t xml:space="preserve"> Since aggression’s genetic architecture is not known in advance, the DSPR offers a practical advantage. It does not require identifying two parental lines already known to diverge in the trait, unlike a </w:t>
+      </w:r>
+      <w:r>
+        <w:rPr>
+          <w:rFonts w:ascii="Arial" w:eastAsia="Arial" w:hAnsi="Arial" w:cs="Arial"/>
+          <w:sz w:val="22"/>
+          <w:szCs w:val="22"/>
+        </w:rPr>
+        <w:t>biparental</w:t>
+      </w:r>
+      <w:r>
+        <w:rPr>
+          <w:rFonts w:ascii="Arial" w:eastAsia="Arial" w:hAnsi="Arial" w:cs="Arial"/>
+          <w:sz w:val="22"/>
+          <w:szCs w:val="22"/>
+        </w:rPr>
+        <w:t xml:space="preserve"> cross, which benefits from selecting par</w:t>
+      </w:r>
+      <w:r>
+        <w:rPr>
+          <w:rFonts w:ascii="Arial" w:eastAsia="Arial" w:hAnsi="Arial" w:cs="Arial"/>
+          <w:sz w:val="22"/>
+          <w:szCs w:val="22"/>
+        </w:rPr>
+        <w:t xml:space="preserve">ents with divergent phenotypes for a trait of known interest. </w:t>
+      </w:r>
+      <w:r>
+        <w:rPr>
+          <w:rFonts w:ascii="Arial" w:eastAsia="Arial" w:hAnsi="Arial" w:cs="Arial"/>
+          <w:sz w:val="22"/>
+          <w:szCs w:val="22"/>
+        </w:rPr>
+        <w:t>Scoring aggression requires manually annotating 5-minute videos. A single trained observer can score ~200 individuals per day. You have 30 days available for the experiment</w:t>
+      </w:r>
+      <w:r>
+        <w:rPr>
+          <w:rFonts w:ascii="Arial" w:eastAsia="Arial" w:hAnsi="Arial" w:cs="Arial"/>
+          <w:sz w:val="22"/>
+          <w:szCs w:val="22"/>
+        </w:rPr>
+        <w:t xml:space="preserve"> before a grant deadline</w:t>
+      </w:r>
+      <w:r>
+        <w:rPr>
+          <w:rFonts w:ascii="Arial" w:eastAsia="Arial" w:hAnsi="Arial" w:cs="Arial"/>
+          <w:sz w:val="22"/>
+          <w:szCs w:val="22"/>
+        </w:rPr>
+        <w:t>. With the DSPR, all 30 days can be spent scoring, giving a total of 6,000 individuals. Across 4 replicates, the top 500 individuals are selected as cases, and 500 randomly selected non-extreme individuals serve as controls per replicate, for a total of 4,000 individuals. The remaining 2,000 are scored but not pooled to determine the top individuals. Generating F₂ individuals for a biparental cross requires weeks of cross setup, leaving only 2 to 3 days for scoring, enough for 500 F₂ individuals within the same window.</w:t>
+      </w:r>
+    </w:p>
+    <w:p>
+      <w:pPr>
+        <w:spacing w:after="60" w:line="276" w:lineRule="auto"/>
+      </w:pPr>
+    </w:p>
+    <w:p>
+      <w:pPr>
+        <w:spacing w:after="60" w:line="276" w:lineRule="auto"/>
+      </w:pPr>
+    </w:p>
+    <w:p>
+      <w:pPr>
+        <w:spacing w:after="60" w:line="276" w:lineRule="auto"/>
+      </w:pPr>
     </w:p>
     <w:p>
       <w:pPr>
@@ -174,16 +248,27 @@
     </w:p>
     <w:p>
       <w:pPr>
-        <w:spacing w:after="120" w:line="276" w:lineRule="auto"/>
-      </w:pPr>
-      <w:r>
-        <w:rPr>
-          <w:rFonts w:ascii="Arial" w:eastAsia="Arial" w:hAnsi="Arial" w:cs="Arial"/>
-          <w:b/>
-          <w:bCs/>
-          <w:sz w:val="22"/>
-          <w:szCs w:val="22"/>
-        </w:rPr>
+        <w:spacing w:after="60" w:line="276" w:lineRule="auto"/>
+      </w:pPr>
+    </w:p>
+    <w:p>
+      <w:pPr>
+        <w:spacing w:after="60" w:line="276" w:lineRule="auto"/>
+      </w:pPr>
+    </w:p>
+    <w:p>
+      <w:pPr>
+        <w:spacing w:after="120" w:line="276" w:lineRule="auto"/>
+      </w:pPr>
+      <w:r>
+        <w:rPr>
+          <w:rFonts w:ascii="Arial" w:eastAsia="Arial" w:hAnsi="Arial" w:cs="Arial"/>
+          <w:b/>
+          <w:bCs/>
+          <w:sz w:val="22"/>
+          <w:szCs w:val="22"/>
+        </w:rPr>
+        <w:lastRenderedPageBreak/>
         <w:t>Question 2.</w:t>
       </w:r>
       <w:r>
@@ -197,7 +282,14 @@
     </w:p>
     <w:p>
       <w:pPr>
-        <w:spacing w:after="60" w:line="276" w:lineRule="auto"/>
+        <w:spacing w:after="120" w:line="276" w:lineRule="auto"/>
+        <w:rPr>
+          <w:rFonts w:ascii="Arial" w:eastAsia="Arial" w:hAnsi="Arial" w:cs="Arial"/>
+          <w:b/>
+          <w:bCs/>
+          <w:sz w:val="22"/>
+          <w:szCs w:val="22"/>
+        </w:rPr>
       </w:pPr>
     </w:p>
     <w:p>
@@ -275,7 +367,6 @@
           <w:sz w:val="22"/>
           <w:szCs w:val="22"/>
         </w:rPr>
-        <w:lastRenderedPageBreak/>
         <w:t xml:space="preserve">Crossing design: </w:t>
       </w:r>
       <w:r>
@@ -429,11 +520,6 @@
     </w:p>
     <w:p>
       <w:pPr>
-        <w:spacing w:after="60" w:line="276" w:lineRule="auto"/>
-      </w:pPr>
-    </w:p>
-    <w:p>
-      <w:pPr>
         <w:spacing w:after="120" w:line="276" w:lineRule="auto"/>
       </w:pPr>
       <w:r>
@@ -615,13 +701,57 @@
           <w:sz w:val="22"/>
           <w:szCs w:val="22"/>
         </w:rPr>
-        <w:t>For the biparental cross, the constraint operates differently. Cross setup requires 3–4 weeks, consuming most of the 30-day window before scoring begins. Only 2–3 days remain for scoring, limiting the F₂ sample to approximately 500 individuals. This is the same number used in the BSA controls — but here it is the entire dataset, with no replication.</w:t>
-      </w:r>
-    </w:p>
-    <w:p>
-      <w:pPr>
-        <w:spacing w:after="120" w:line="276" w:lineRule="auto"/>
-      </w:pPr>
+        <w:t>For the biparental cross, the constraint operates differently. Cross setup requires 3</w:t>
+      </w:r>
+      <w:r>
+        <w:rPr>
+          <w:rFonts w:ascii="Arial" w:eastAsia="Arial" w:hAnsi="Arial" w:cs="Arial"/>
+          <w:sz w:val="22"/>
+          <w:szCs w:val="22"/>
+        </w:rPr>
+        <w:t>-</w:t>
+      </w:r>
+      <w:r>
+        <w:rPr>
+          <w:rFonts w:ascii="Arial" w:eastAsia="Arial" w:hAnsi="Arial" w:cs="Arial"/>
+          <w:sz w:val="22"/>
+          <w:szCs w:val="22"/>
+        </w:rPr>
+        <w:t xml:space="preserve">4 weeks, consuming most of the 30-day window before scoring begins. Only 2–3 days remain for scoring, </w:t>
+      </w:r>
+      <w:r>
+        <w:rPr>
+          <w:rFonts w:ascii="Arial" w:eastAsia="Arial" w:hAnsi="Arial" w:cs="Arial"/>
+          <w:sz w:val="22"/>
+          <w:szCs w:val="22"/>
+        </w:rPr>
+        <w:lastRenderedPageBreak/>
+        <w:t>limiting the F₂ sample to 500 individuals. This is the same number used in the BSA controls</w:t>
+      </w:r>
+      <w:r>
+        <w:rPr>
+          <w:rFonts w:ascii="Arial" w:eastAsia="Arial" w:hAnsi="Arial" w:cs="Arial"/>
+          <w:sz w:val="22"/>
+          <w:szCs w:val="22"/>
+        </w:rPr>
+        <w:t xml:space="preserve">, </w:t>
+      </w:r>
+      <w:r>
+        <w:rPr>
+          <w:rFonts w:ascii="Arial" w:eastAsia="Arial" w:hAnsi="Arial" w:cs="Arial"/>
+          <w:sz w:val="22"/>
+          <w:szCs w:val="22"/>
+        </w:rPr>
+        <w:t>but here it is the entire dataset, with no replication.</w:t>
+      </w:r>
+      <w:r>
+        <w:rPr>
+          <w:rFonts w:ascii="Arial" w:eastAsia="Arial" w:hAnsi="Arial" w:cs="Arial"/>
+          <w:sz w:val="22"/>
+          <w:szCs w:val="22"/>
+        </w:rPr>
+        <w:t xml:space="preserve"> </w:t>
+      </w:r>
       <w:r>
         <w:rPr>
           <w:rFonts w:ascii="Arial" w:eastAsia="Arial" w:hAnsi="Arial" w:cs="Arial"/>
@@ -648,7 +778,6 @@
           <w:sz w:val="22"/>
           <w:szCs w:val="22"/>
         </w:rPr>
-        <w:lastRenderedPageBreak/>
         <w:t>Question 4.</w:t>
       </w:r>
       <w:r>
@@ -659,11 +788,6 @@
         </w:rPr>
         <w:t xml:space="preserve"> Run your design with 1 QTL and with polygenic architecture. Does your method detect a signal? How does the output change between the two genetic models?</w:t>
       </w:r>
-    </w:p>
-    <w:p>
-      <w:pPr>
-        <w:spacing w:after="60" w:line="276" w:lineRule="auto"/>
-      </w:pPr>
     </w:p>
     <w:p>
       <w:pPr>
@@ -705,8 +829,8 @@
           <w:noProof/>
         </w:rPr>
         <w:drawing>
-          <wp:inline distT="0" distB="0" distL="0" distR="0" wp14:anchorId="493F5EDD" wp14:editId="493F5EDE">
-            <wp:extent cx="5143500" cy="5572125"/>
+          <wp:inline distT="0" distB="0" distL="0" distR="0" wp14:anchorId="493F5EDD" wp14:editId="5BC8A3FF">
+            <wp:extent cx="4421875" cy="4790365"/>
             <wp:effectExtent l="0" t="0" r="0" b="0"/>
             <wp:docPr id="1" name="Figure 1. DSPR/BSA result, 1 QTL architecture. Settings: 8 founders, 50 generations, pool size 500, 4 replicates." descr="Figure 1. DSPR/BSA result, 1 QTL architecture. Settings: 8 founders, 50 generations, pool size 500, 4 replicates." title="Figure 1. DSPR/BSA result, 1 QTL architecture. Settings: 8 founders, 50 generations, pool size 500, 4 replicates."/>
             <wp:cNvGraphicFramePr>
@@ -731,7 +855,7 @@
                   <pic:spPr bwMode="auto">
                     <a:xfrm>
                       <a:off x="0" y="0"/>
-                      <a:ext cx="5143500" cy="5572125"/>
+                      <a:ext cx="4438442" cy="4808312"/>
                     </a:xfrm>
                     <a:prstGeom prst="rect">
                       <a:avLst/>
@@ -770,26 +894,38 @@
           <w:sz w:val="22"/>
           <w:szCs w:val="22"/>
         </w:rPr>
-        <w:t>A single sharp LOD peak appears well above the significance threshold at the true QTL position (50 cM). The peak is narrow, reflecting the short LD blocks produced by 50 generations of intercrossing. In the founder frequency panel, one founder shows a large positive shift at the QTL position while the others remain near zero, identifying which ancestral line carries the effect allele.</w:t>
-      </w:r>
-    </w:p>
-    <w:p>
-      <w:pPr>
-        <w:spacing w:after="60" w:line="276" w:lineRule="auto"/>
-      </w:pPr>
-    </w:p>
-    <w:p>
-      <w:pPr>
-        <w:spacing w:after="120" w:line="276" w:lineRule="auto"/>
-      </w:pPr>
-      <w:r>
-        <w:rPr>
-          <w:rFonts w:ascii="Arial" w:eastAsia="Arial" w:hAnsi="Arial" w:cs="Arial"/>
-          <w:b/>
-          <w:bCs/>
-          <w:sz w:val="22"/>
-          <w:szCs w:val="22"/>
-        </w:rPr>
+        <w:t xml:space="preserve">A single sharp peak appears well above the significance threshold at the true QTL position (50 cM). The peak is narrow, reflecting the short LD blocks produced by 50 generations of intercrossing. In the founder frequency panel, one founder shows a large positive shift at the QTL position while the others remain near zero, identifying which </w:t>
+      </w:r>
+      <w:r>
+        <w:rPr>
+          <w:rFonts w:ascii="Arial" w:eastAsia="Arial" w:hAnsi="Arial" w:cs="Arial"/>
+          <w:sz w:val="22"/>
+          <w:szCs w:val="22"/>
+        </w:rPr>
+        <w:t>founder</w:t>
+      </w:r>
+      <w:r>
+        <w:rPr>
+          <w:rFonts w:ascii="Arial" w:eastAsia="Arial" w:hAnsi="Arial" w:cs="Arial"/>
+          <w:sz w:val="22"/>
+          <w:szCs w:val="22"/>
+        </w:rPr>
+        <w:t xml:space="preserve"> line carries the effect.</w:t>
+      </w:r>
+    </w:p>
+    <w:p>
+      <w:pPr>
+        <w:spacing w:after="120" w:line="276" w:lineRule="auto"/>
+      </w:pPr>
+      <w:r>
+        <w:rPr>
+          <w:rFonts w:ascii="Arial" w:eastAsia="Arial" w:hAnsi="Arial" w:cs="Arial"/>
+          <w:b/>
+          <w:bCs/>
+          <w:sz w:val="22"/>
+          <w:szCs w:val="22"/>
+        </w:rPr>
+        <w:lastRenderedPageBreak/>
         <w:t>DSPR/BSA — Polygenic:</w:t>
       </w:r>
     </w:p>
@@ -803,8 +939,8 @@
           <w:noProof/>
         </w:rPr>
         <w:drawing>
-          <wp:inline distT="0" distB="0" distL="0" distR="0" wp14:anchorId="493F5EDF" wp14:editId="493F5EE0">
-            <wp:extent cx="5143500" cy="5572125"/>
+          <wp:inline distT="0" distB="0" distL="0" distR="0" wp14:anchorId="493F5EDF" wp14:editId="2CA60446">
+            <wp:extent cx="4960961" cy="5374374"/>
             <wp:effectExtent l="0" t="0" r="0" b="0"/>
             <wp:docPr id="980567045" name="Figure 2. DSPR/BSA result, polygenic architecture. Settings: 8 founders, 50 generations, pool size 500, 4 replicates." descr="Figure 2. DSPR/BSA result, polygenic architecture. Settings: 8 founders, 50 generations, pool size 500, 4 replicates." title="Figure 2. DSPR/BSA result, polygenic architecture. Settings: 8 founders, 50 generations, pool size 500, 4 replicates."/>
             <wp:cNvGraphicFramePr>
@@ -829,7 +965,7 @@
                   <pic:spPr bwMode="auto">
                     <a:xfrm>
                       <a:off x="0" y="0"/>
-                      <a:ext cx="5143500" cy="5572125"/>
+                      <a:ext cx="4966173" cy="5380021"/>
                     </a:xfrm>
                     <a:prstGeom prst="rect">
                       <a:avLst/>
@@ -868,8 +1004,34 @@
           <w:sz w:val="22"/>
           <w:szCs w:val="22"/>
         </w:rPr>
-        <w:t>Multiple peaks appear above the threshold at distinct genomic positions, each corresponding to a real locus. The peaks remain narrow and well-separated because short LD prevents signals from different loci from merging. Several founders show modest frequency shifts at different positions — no single founder dominates because the genetic effect is distributed across multiple loci.</w:t>
-      </w:r>
+        <w:t>Multiple peaks appear above the threshold at distinct genomic positions, each corresponding to a real locus. The peaks remain narrow and well-separated because short LD prevents signals from different loci from merging. Several founders show modest frequency shifts at different positions</w:t>
+      </w:r>
+      <w:r>
+        <w:rPr>
+          <w:rFonts w:ascii="Arial" w:eastAsia="Arial" w:hAnsi="Arial" w:cs="Arial"/>
+          <w:sz w:val="22"/>
+          <w:szCs w:val="22"/>
+        </w:rPr>
+        <w:t>, with no single founder dominating</w:t>
+      </w:r>
+      <w:r>
+        <w:rPr>
+          <w:rFonts w:ascii="Arial" w:eastAsia="Arial" w:hAnsi="Arial" w:cs="Arial"/>
+          <w:sz w:val="22"/>
+          <w:szCs w:val="22"/>
+        </w:rPr>
+        <w:t xml:space="preserve"> because the genetic effect is distributed across multiple loci.</w:t>
+      </w:r>
+    </w:p>
+    <w:p>
+      <w:pPr>
+        <w:spacing w:after="60" w:line="276" w:lineRule="auto"/>
+      </w:pPr>
+    </w:p>
+    <w:p>
+      <w:pPr>
+        <w:spacing w:after="60" w:line="276" w:lineRule="auto"/>
+      </w:pPr>
     </w:p>
     <w:p>
       <w:pPr>
@@ -1146,7 +1308,55 @@
           <w:sz w:val="22"/>
           <w:szCs w:val="22"/>
         </w:rPr>
-        <w:t>LOD scores are broadly elevated across the genome (roughly 7–12) with no distinct peaks. This pattern looks dramatic but is a failure mode: long LD in the F₂ causes signals from many small-effect loci to bleed together, creating genome-wide inflation rather than localized peaks. The result is uninterpretable — you cannot determine the number of loci or their locations.</w:t>
+        <w:t>LOD scores are broadly elevated across the genome (roughly 7</w:t>
+      </w:r>
+      <w:r>
+        <w:rPr>
+          <w:rFonts w:ascii="Arial" w:eastAsia="Arial" w:hAnsi="Arial" w:cs="Arial"/>
+          <w:sz w:val="22"/>
+          <w:szCs w:val="22"/>
+        </w:rPr>
+        <w:t>-</w:t>
+      </w:r>
+      <w:r>
+        <w:rPr>
+          <w:rFonts w:ascii="Arial" w:eastAsia="Arial" w:hAnsi="Arial" w:cs="Arial"/>
+          <w:sz w:val="22"/>
+          <w:szCs w:val="22"/>
+        </w:rPr>
+        <w:t xml:space="preserve">12) with no distinct peaks. This pattern looks dramatic but is a failure mode: long LD in the F₂ </w:t>
+      </w:r>
+      <w:r>
+        <w:rPr>
+          <w:rFonts w:ascii="Arial" w:eastAsia="Arial" w:hAnsi="Arial" w:cs="Arial"/>
+          <w:sz w:val="22"/>
+          <w:szCs w:val="22"/>
+        </w:rPr>
+        <w:t xml:space="preserve">due to the lack of recombination </w:t>
+      </w:r>
+      <w:r>
+        <w:rPr>
+          <w:rFonts w:ascii="Arial" w:eastAsia="Arial" w:hAnsi="Arial" w:cs="Arial"/>
+          <w:sz w:val="22"/>
+          <w:szCs w:val="22"/>
+        </w:rPr>
+        <w:t>causes signals from many small-effect loci to bleed together, creating genome-wide inflation rather than localized peaks. The result is uninterpretable</w:t>
+      </w:r>
+      <w:r>
+        <w:rPr>
+          <w:rFonts w:ascii="Arial" w:eastAsia="Arial" w:hAnsi="Arial" w:cs="Arial"/>
+          <w:sz w:val="22"/>
+          <w:szCs w:val="22"/>
+        </w:rPr>
+        <w:t>. Y</w:t>
+      </w:r>
+      <w:r>
+        <w:rPr>
+          <w:rFonts w:ascii="Arial" w:eastAsia="Arial" w:hAnsi="Arial" w:cs="Arial"/>
+          <w:sz w:val="22"/>
+          <w:szCs w:val="22"/>
+        </w:rPr>
+        <w:t>ou cannot determine the number of loci or their locations.</w:t>
       </w:r>
     </w:p>
     <w:p>
@@ -1207,39 +1417,77 @@
           <w:sz w:val="22"/>
           <w:szCs w:val="22"/>
         </w:rPr>
-        <w:t>The biparental cross does not work well for this scenario for two compounding reasons: (1) the cross setup reduces the available scoring time to 2–3 days, leaving an N of ~500 which is insufficient to detect QTLs of moderate effect size; and (2) long LD in the F₂ reduces resolution and causes genome-wide LOD inflation under polygenic architectures.</w:t>
-      </w:r>
-    </w:p>
-    <w:p>
-      <w:pPr>
-        <w:spacing w:after="120" w:line="276" w:lineRule="auto"/>
-      </w:pPr>
-      <w:r>
-        <w:rPr>
-          <w:rFonts w:ascii="Arial" w:eastAsia="Arial" w:hAnsi="Arial" w:cs="Arial"/>
-          <w:sz w:val="22"/>
-          <w:szCs w:val="22"/>
-        </w:rPr>
-        <w:t>A GWAS approach is not available here because there is no existing collection of sequenced natural isolates with measured aggression scores, and sequencing 6,000 individuals would far exceed a reasonable budget.</w:t>
-      </w:r>
-    </w:p>
-    <w:p>
-      <w:pPr>
-        <w:spacing w:after="60" w:line="276" w:lineRule="auto"/>
-      </w:pPr>
-    </w:p>
-    <w:p>
-      <w:pPr>
-        <w:spacing w:after="120" w:line="276" w:lineRule="auto"/>
-      </w:pPr>
-      <w:r>
-        <w:rPr>
-          <w:rFonts w:ascii="Arial" w:eastAsia="Arial" w:hAnsi="Arial" w:cs="Arial"/>
-          <w:b/>
-          <w:bCs/>
-          <w:sz w:val="22"/>
-          <w:szCs w:val="22"/>
-        </w:rPr>
+        <w:t>The biparental cross does not work well for this scenario for two compounding reasons: (1) the cross setup reduces the available scoring time to 2</w:t>
+      </w:r>
+      <w:r>
+        <w:rPr>
+          <w:rFonts w:ascii="Arial" w:eastAsia="Arial" w:hAnsi="Arial" w:cs="Arial"/>
+          <w:sz w:val="22"/>
+          <w:szCs w:val="22"/>
+        </w:rPr>
+        <w:t>-</w:t>
+      </w:r>
+      <w:r>
+        <w:rPr>
+          <w:rFonts w:ascii="Arial" w:eastAsia="Arial" w:hAnsi="Arial" w:cs="Arial"/>
+          <w:sz w:val="22"/>
+          <w:szCs w:val="22"/>
+        </w:rPr>
+        <w:t>3 days, leaving an N of ~500 which is insufficient to detect QTLs of moderate effect size; and (2) long LD in the F₂ reduces resolution and causes genome-wide LOD inflation under polygenic architectures.</w:t>
+      </w:r>
+    </w:p>
+    <w:p>
+      <w:pPr>
+        <w:spacing w:after="120" w:line="276" w:lineRule="auto"/>
+      </w:pPr>
+      <w:r>
+        <w:rPr>
+          <w:rFonts w:ascii="Arial" w:eastAsia="Arial" w:hAnsi="Arial" w:cs="Arial"/>
+          <w:sz w:val="22"/>
+          <w:szCs w:val="22"/>
+        </w:rPr>
+        <w:t xml:space="preserve">A GWAS approach is not available here because </w:t>
+      </w:r>
+      <w:r>
+        <w:rPr>
+          <w:rFonts w:ascii="Arial" w:eastAsia="Arial" w:hAnsi="Arial" w:cs="Arial"/>
+          <w:sz w:val="22"/>
+          <w:szCs w:val="22"/>
+        </w:rPr>
+        <w:t>no existing collection of sequenced natural isolates has</w:t>
+      </w:r>
+      <w:r>
+        <w:rPr>
+          <w:rFonts w:ascii="Arial" w:eastAsia="Arial" w:hAnsi="Arial" w:cs="Arial"/>
+          <w:sz w:val="22"/>
+          <w:szCs w:val="22"/>
+        </w:rPr>
+        <w:t xml:space="preserve"> measured aggression scores, and sequencing 6,000 individuals would far exceed a reasonable budget.</w:t>
+      </w:r>
+    </w:p>
+    <w:p>
+      <w:pPr>
+        <w:spacing w:after="60" w:line="276" w:lineRule="auto"/>
+      </w:pPr>
+    </w:p>
+    <w:p>
+      <w:pPr>
+        <w:spacing w:after="60" w:line="276" w:lineRule="auto"/>
+      </w:pPr>
+    </w:p>
+    <w:p>
+      <w:pPr>
+        <w:spacing w:after="120" w:line="276" w:lineRule="auto"/>
+      </w:pPr>
+      <w:r>
+        <w:rPr>
+          <w:rFonts w:ascii="Arial" w:eastAsia="Arial" w:hAnsi="Arial" w:cs="Arial"/>
+          <w:b/>
+          <w:bCs/>
+          <w:sz w:val="22"/>
+          <w:szCs w:val="22"/>
+        </w:rPr>
+        <w:lastRenderedPageBreak/>
         <w:t>Pool size vs. replicates: same total budget, different allocation</w:t>
       </w:r>
     </w:p>
@@ -1253,7 +1501,6 @@
           <w:sz w:val="22"/>
           <w:szCs w:val="22"/>
         </w:rPr>
-        <w:lastRenderedPageBreak/>
         <w:t>A key design decision in the BSA experiment is how to divide the scoring budget between pool size and number of replicates. Both designs below use the same 6,000-individual total.</w:t>
       </w:r>
     </w:p>
@@ -1379,7 +1626,6 @@
           <w:sz w:val="22"/>
           <w:szCs w:val="22"/>
         </w:rPr>
-        <w:lastRenderedPageBreak/>
         <w:t>1 replicate × pool size 2,000 — Polygenic:</w:t>
       </w:r>
     </w:p>
@@ -1393,9 +1639,9 @@
           <w:noProof/>
         </w:rPr>
         <w:drawing>
-          <wp:inline distT="0" distB="0" distL="0" distR="0" wp14:anchorId="493F5EE7" wp14:editId="493F5EE8">
-            <wp:extent cx="5143500" cy="5572125"/>
-            <wp:effectExtent l="0" t="0" r="0" b="0"/>
+          <wp:inline distT="0" distB="0" distL="0" distR="0" wp14:anchorId="493F5EE7" wp14:editId="45400FCE">
+            <wp:extent cx="4817660" cy="5219132"/>
+            <wp:effectExtent l="0" t="0" r="2540" b="635"/>
             <wp:docPr id="1203107563" name="Figure 6. DSPR/BSA, 1 replicate × pool size 2,000 (same 6,000-individual total budget). Polygenic architecture." descr="Figure 6. DSPR/BSA, 1 replicate × pool size 2,000 (same 6,000-individual total budget). Polygenic architecture." title="Figure 6. DSPR/BSA, 1 replicate × pool size 2,000 (same 6,000-individual total budget). Polygenic architecture."/>
             <wp:cNvGraphicFramePr>
               <a:graphicFrameLocks xmlns:a="http://schemas.openxmlformats.org/drawingml/2006/main" noChangeAspect="1"/>
@@ -1419,7 +1665,7 @@
                   <pic:spPr bwMode="auto">
                     <a:xfrm>
                       <a:off x="0" y="0"/>
-                      <a:ext cx="5143500" cy="5572125"/>
+                      <a:ext cx="4821455" cy="5223244"/>
                     </a:xfrm>
                     <a:prstGeom prst="rect">
                       <a:avLst/>
@@ -1463,7 +1709,23 @@
           <w:sz w:val="22"/>
           <w:szCs w:val="22"/>
         </w:rPr>
-        <w:t>Comparing Figure 1 (4 replicates × 500) to Figure 5 (1 replicate × 2,000): the LOD score drops from ~30 to ~10 even though both experiments score the same total number of individuals. Replicates win because each replicate draws an independent sample of phenotype noise. The CMH test stacks signal across replicates while noise averages out — signal compounds but noise does not. Increasing pool size beyond a point of diminishing returns adds more individuals to the same noisy phenotype draw, which helps less than starting a fresh replicate.</w:t>
+        <w:t>Comparing Figure 1 (4 replicates × 500) to Figure 5 (1 replicate × 2,000): the LOD score drops from ~30 to ~10 even though both experiments score the same total number of individuals. Replicates win because each replicate draws an independent sample of phenotype noise. The CMH test stacks signal across replicates while noise averages out</w:t>
+      </w:r>
+      <w:r>
+        <w:rPr>
+          <w:rFonts w:ascii="Arial" w:eastAsia="Arial" w:hAnsi="Arial" w:cs="Arial"/>
+          <w:sz w:val="22"/>
+          <w:szCs w:val="22"/>
+        </w:rPr>
+        <w:t>, so the</w:t>
+      </w:r>
+      <w:r>
+        <w:rPr>
+          <w:rFonts w:ascii="Arial" w:eastAsia="Arial" w:hAnsi="Arial" w:cs="Arial"/>
+          <w:sz w:val="22"/>
+          <w:szCs w:val="22"/>
+        </w:rPr>
+        <w:t xml:space="preserve"> signal compounds but noise does not. Increasing pool size beyond a point of diminishing returns adds more individuals to the same noisy phenotype draw, which helps less than starting a fresh replicate.</w:t>
       </w:r>
     </w:p>
     <w:p>
@@ -1518,7 +1780,39 @@
           <w:sz w:val="22"/>
           <w:szCs w:val="22"/>
         </w:rPr>
-        <w:t>A second productive point is the LOD inflation in the biparental polygenic result. Students often interpret the high LOD scores (7–12) as evidence that the method worked. This is a common misconception. The inflation is a consequence of long LD: each SNP is correlated with many others across large genomic regions, so a small polygenic signal spread across the genome creates broad, overlapping bumps. The correct interpretation is that the result is uninterpretable, not that mapping succeeded.</w:t>
+        <w:t>A second productive point is the LOD inflation in the biparental polygenic result. Students often interpret the high LOD scores (7</w:t>
+      </w:r>
+      <w:r>
+        <w:rPr>
+          <w:rFonts w:ascii="Arial" w:eastAsia="Arial" w:hAnsi="Arial" w:cs="Arial"/>
+          <w:sz w:val="22"/>
+          <w:szCs w:val="22"/>
+        </w:rPr>
+        <w:t>-</w:t>
+      </w:r>
+      <w:r>
+        <w:rPr>
+          <w:rFonts w:ascii="Arial" w:eastAsia="Arial" w:hAnsi="Arial" w:cs="Arial"/>
+          <w:sz w:val="22"/>
+          <w:szCs w:val="22"/>
+        </w:rPr>
+        <w:t>12) as evidence that the method worked. This is a common misconception. The inflation is a consequence of long LD</w:t>
+      </w:r>
+      <w:r>
+        <w:rPr>
+          <w:rFonts w:ascii="Arial" w:eastAsia="Arial" w:hAnsi="Arial" w:cs="Arial"/>
+          <w:sz w:val="22"/>
+          <w:szCs w:val="22"/>
+        </w:rPr>
+        <w:t xml:space="preserve"> due to the lack of recombination</w:t>
+      </w:r>
+      <w:r>
+        <w:rPr>
+          <w:rFonts w:ascii="Arial" w:eastAsia="Arial" w:hAnsi="Arial" w:cs="Arial"/>
+          <w:sz w:val="22"/>
+          <w:szCs w:val="22"/>
+        </w:rPr>
+        <w:t>: each SNP is correlated with many others across large genomic regions, so a small polygenic signal spread across the genome creates broad, overlapping bumps. The correct interpretation is that the result is uninterpretable, not that mapping succeeded.</w:t>
       </w:r>
     </w:p>
     <w:p>
